--- a/klagomål/A 27067-2024 FSC-klagomål.docx
+++ b/klagomål/A 27067-2024 FSC-klagomål.docx
@@ -958,7 +958,7 @@
     <w:r>
       <w:tab/>
       <w:tab/>
-      <w:t>2026-09-14</w:t>
+      <w:t>2026-09-15</w:t>
       <w:br/>
       <w:br/>
     </w:r>

--- a/klagomål/A 27067-2024 FSC-klagomål.docx
+++ b/klagomål/A 27067-2024 FSC-klagomål.docx
@@ -958,7 +958,7 @@
     <w:r>
       <w:tab/>
       <w:tab/>
-      <w:t>2026-09-15</w:t>
+      <w:t>2026-09-16</w:t>
       <w:br/>
       <w:br/>
     </w:r>

--- a/klagomål/A 27067-2024 FSC-klagomål.docx
+++ b/klagomål/A 27067-2024 FSC-klagomål.docx
@@ -958,7 +958,7 @@
     <w:r>
       <w:tab/>
       <w:tab/>
-      <w:t>2026-09-16</w:t>
+      <w:t>2026-09-17</w:t>
       <w:br/>
       <w:br/>
     </w:r>

--- a/klagomål/A 27067-2024 FSC-klagomål.docx
+++ b/klagomål/A 27067-2024 FSC-klagomål.docx
@@ -958,7 +958,7 @@
     <w:r>
       <w:tab/>
       <w:tab/>
-      <w:t>2026-09-17</w:t>
+      <w:t>2026-09-18</w:t>
       <w:br/>
       <w:br/>
     </w:r>

--- a/klagomål/A 27067-2024 FSC-klagomål.docx
+++ b/klagomål/A 27067-2024 FSC-klagomål.docx
@@ -958,7 +958,7 @@
     <w:r>
       <w:tab/>
       <w:tab/>
-      <w:t>2026-09-18</w:t>
+      <w:t>2026-09-19</w:t>
       <w:br/>
       <w:br/>
     </w:r>

--- a/klagomål/A 27067-2024 FSC-klagomål.docx
+++ b/klagomål/A 27067-2024 FSC-klagomål.docx
@@ -958,7 +958,7 @@
     <w:r>
       <w:tab/>
       <w:tab/>
-      <w:t>2026-09-19</w:t>
+      <w:t>2026-09-21</w:t>
       <w:br/>
       <w:br/>
     </w:r>

--- a/klagomål/A 27067-2024 FSC-klagomål.docx
+++ b/klagomål/A 27067-2024 FSC-klagomål.docx
@@ -958,7 +958,7 @@
     <w:r>
       <w:tab/>
       <w:tab/>
-      <w:t>2026-09-21</w:t>
+      <w:t>2026-09-23</w:t>
       <w:br/>
       <w:br/>
     </w:r>

--- a/klagomål/A 27067-2024 FSC-klagomål.docx
+++ b/klagomål/A 27067-2024 FSC-klagomål.docx
@@ -958,7 +958,7 @@
     <w:r>
       <w:tab/>
       <w:tab/>
-      <w:t>2026-09-23</w:t>
+      <w:t>2026-09-24</w:t>
       <w:br/>
       <w:br/>
     </w:r>

--- a/klagomål/A 27067-2024 FSC-klagomål.docx
+++ b/klagomål/A 27067-2024 FSC-klagomål.docx
@@ -958,7 +958,7 @@
     <w:r>
       <w:tab/>
       <w:tab/>
-      <w:t>2026-09-24</w:t>
+      <w:t>2026-09-25</w:t>
       <w:br/>
       <w:br/>
     </w:r>

--- a/klagomål/A 27067-2024 FSC-klagomål.docx
+++ b/klagomål/A 27067-2024 FSC-klagomål.docx
@@ -958,7 +958,7 @@
     <w:r>
       <w:tab/>
       <w:tab/>
-      <w:t>2026-09-25</w:t>
+      <w:t>2026-09-26</w:t>
       <w:br/>
       <w:br/>
     </w:r>

--- a/klagomål/A 27067-2024 FSC-klagomål.docx
+++ b/klagomål/A 27067-2024 FSC-klagomål.docx
@@ -958,7 +958,7 @@
     <w:r>
       <w:tab/>
       <w:tab/>
-      <w:t>2026-09-26</w:t>
+      <w:t>2026-09-27</w:t>
       <w:br/>
       <w:br/>
     </w:r>

--- a/klagomål/A 27067-2024 FSC-klagomål.docx
+++ b/klagomål/A 27067-2024 FSC-klagomål.docx
@@ -958,7 +958,7 @@
     <w:r>
       <w:tab/>
       <w:tab/>
-      <w:t>2026-09-27</w:t>
+      <w:t>2026-09-28</w:t>
       <w:br/>
       <w:br/>
     </w:r>

--- a/klagomål/A 27067-2024 FSC-klagomål.docx
+++ b/klagomål/A 27067-2024 FSC-klagomål.docx
@@ -958,7 +958,7 @@
     <w:r>
       <w:tab/>
       <w:tab/>
-      <w:t>2026-09-28</w:t>
+      <w:t>2026-09-29</w:t>
       <w:br/>
       <w:br/>
     </w:r>

--- a/klagomål/A 27067-2024 FSC-klagomål.docx
+++ b/klagomål/A 27067-2024 FSC-klagomål.docx
@@ -958,7 +958,7 @@
     <w:r>
       <w:tab/>
       <w:tab/>
-      <w:t>2026-09-29</w:t>
+      <w:t>2026-09-30</w:t>
       <w:br/>
       <w:br/>
     </w:r>

--- a/klagomål/A 27067-2024 FSC-klagomål.docx
+++ b/klagomål/A 27067-2024 FSC-klagomål.docx
@@ -958,7 +958,7 @@
     <w:r>
       <w:tab/>
       <w:tab/>
-      <w:t>2026-09-30</w:t>
+      <w:t>2026-10-01</w:t>
       <w:br/>
       <w:br/>
     </w:r>

--- a/klagomål/A 27067-2024 FSC-klagomål.docx
+++ b/klagomål/A 27067-2024 FSC-klagomål.docx
@@ -958,7 +958,7 @@
     <w:r>
       <w:tab/>
       <w:tab/>
-      <w:t>2026-10-01</w:t>
+      <w:t>2026-10-02</w:t>
       <w:br/>
       <w:br/>
     </w:r>

--- a/klagomål/A 27067-2024 FSC-klagomål.docx
+++ b/klagomål/A 27067-2024 FSC-klagomål.docx
@@ -958,7 +958,7 @@
     <w:r>
       <w:tab/>
       <w:tab/>
-      <w:t>2026-10-02</w:t>
+      <w:t>2026-10-03</w:t>
       <w:br/>
       <w:br/>
     </w:r>

--- a/klagomål/A 27067-2024 FSC-klagomål.docx
+++ b/klagomål/A 27067-2024 FSC-klagomål.docx
@@ -958,7 +958,7 @@
     <w:r>
       <w:tab/>
       <w:tab/>
-      <w:t>2026-10-03</w:t>
+      <w:t>2026-10-04</w:t>
       <w:br/>
       <w:br/>
     </w:r>

--- a/klagomål/A 27067-2024 FSC-klagomål.docx
+++ b/klagomål/A 27067-2024 FSC-klagomål.docx
@@ -958,7 +958,7 @@
     <w:r>
       <w:tab/>
       <w:tab/>
-      <w:t>2026-10-04</w:t>
+      <w:t>2026-10-05</w:t>
       <w:br/>
       <w:br/>
     </w:r>

--- a/klagomål/A 27067-2024 FSC-klagomål.docx
+++ b/klagomål/A 27067-2024 FSC-klagomål.docx
@@ -958,7 +958,7 @@
     <w:r>
       <w:tab/>
       <w:tab/>
-      <w:t>2026-10-05</w:t>
+      <w:t>2026-10-06</w:t>
       <w:br/>
       <w:br/>
     </w:r>

--- a/klagomål/A 27067-2024 FSC-klagomål.docx
+++ b/klagomål/A 27067-2024 FSC-klagomål.docx
@@ -178,7 +178,7 @@
       <w:r>
         <w:drawing>
           <wp:inline xmlns:a="http://schemas.openxmlformats.org/drawingml/2006/main" xmlns:pic="http://schemas.openxmlformats.org/drawingml/2006/picture">
-            <wp:extent cx="5486400" cy="5037684"/>
+            <wp:extent cx="5486400" cy="5267698"/>
             <wp:docPr id="1" name="Picture 1"/>
             <wp:cNvGraphicFramePr>
               <a:graphicFrameLocks noChangeAspect="1"/>
@@ -199,7 +199,7 @@
                   <pic:spPr>
                     <a:xfrm>
                       <a:off x="0" y="0"/>
-                      <a:ext cx="5486400" cy="5037684"/>
+                      <a:ext cx="5486400" cy="5267698"/>
                     </a:xfrm>
                     <a:prstGeom prst="rect"/>
                   </pic:spPr>
@@ -221,7 +221,7 @@
     </w:p>
     <w:p>
       <w:r>
-        <w:t>I och inom 16 meter från avverkningsanmälan finns fynd av 5 naturvårdsarter, varav 3 är rödlistade, 3 är fridlysta, 3 är typiska (T) och 1 är signalart (S): ekticka (NT, T), nötkråka (NT, T, §4), talltita (NT, §4), blompraktbagge (S) och spillkråka (T, §4). Se Figur 1.</w:t>
+        <w:t>I och inom 16 meter från avverkningsanmälan finns fynd av 8 naturvårdsarter, varav 5 är rödlistade, 4 är fridlysta, 5 är typiska (T) och 1 är signalart (S): ekticka (NT, T), nötkråka (NT, T, §4), rutskinn (NT, T), svartvit taggsvamp (NT), talltita (NT, §4), blompraktbagge (S), spillkråka (T, §4) och tofsmes (T, §4). Se Figur 1.</w:t>
       </w:r>
     </w:p>
     <w:p>
@@ -297,6 +297,46 @@
         <w:rPr>
           <w:b/>
         </w:rPr>
+        <w:t>Rutskinn (NT)</w:t>
+      </w:r>
+      <w:r>
+        <w:t xml:space="preserve"> är en relativt sällsynt art som växer främst på gammal grov ek och nedfallna grenar av ek, framför allt i ekhagar, men ibland även i mera sluten ädellöv- och blandskog. För att gynna arten måste hagmarker och ädellövskog med grova ekar skyddas och skötas så att en olikåldrig struktur gynnas och de gamla träden får ersättare när de dör. Rutskinn är typisk art för </w:t>
+      </w:r>
+      <w:r>
+        <w:rPr>
+          <w:i/>
+        </w:rPr>
+        <w:t xml:space="preserve">9020 Nordlig ädellövskog, 9160 Näringsrik ekskog </w:t>
+      </w:r>
+      <w:r>
+        <w:t>och</w:t>
+      </w:r>
+      <w:r>
+        <w:rPr>
+          <w:i/>
+        </w:rPr>
+        <w:t xml:space="preserve"> 9190 Näringsfattig ekskog</w:t>
+      </w:r>
+      <w:r>
+        <w:t xml:space="preserve"> (SLU Artdatabanken, 2024; Nitare &amp; Skogsstyrelsen, 2019).</w:t>
+      </w:r>
+    </w:p>
+    <w:p>
+      <w:r>
+        <w:rPr>
+          <w:b/>
+        </w:rPr>
+        <w:t xml:space="preserve">Svartvit taggsvamp (NT) </w:t>
+      </w:r>
+      <w:r>
+        <w:t>bildar mykorrhiza med tall, troligen även med gran. Den växer huvudsakligen i äldre, naturligt uppkommen skog på torr eller frisk mark och förekommer såväl på tallhedar som i mossig barrblandskog. Flera olika former har påträffats vid DNA-undersökningar av europeiskt material och det är oklart hur många former som finns i värd land. Kalavverkning av äldre skog är ett reellt hot, liksom maskinell markberedning och minskad andel självföryngring. Lokaler som fortfarande håller svampen behöver säkerställas (SLU Artdatabanken, 2024; Nitare &amp; Skogsstyrelsen, 2019).</w:t>
+      </w:r>
+    </w:p>
+    <w:p>
+      <w:r>
+        <w:rPr>
+          <w:b/>
+        </w:rPr>
         <w:t>Talltita (NT, §4)</w:t>
       </w:r>
       <w:r>
@@ -330,6 +370,26 @@
       </w:r>
       <w:r>
         <w:t>. Den behöver grova träd, främst tall, asp och bok som boträd. Skogsbruk med korta omloppstider och täta, homogena ungskogar utgör det största hotet. Spillkråka är en nyckelart i skogliga miljöer vars övergivna bohål utnyttjas av flera andra hålhäckande fågelarter och fladdermöss, däribland pärluggla (EN, §4), knipa (§4), salskrake (§4) och skogsduva (§4). Hökuggla (VU, §4) och slaguggla (§4) häckar ofta i högstubbar som brutits av i höjd med ett gammalt spillkråkebo (SLU Artdatabanken, 2026; Skogsstyrelsen, 2016).</w:t>
+      </w:r>
+    </w:p>
+    <w:p>
+      <w:r>
+        <w:rPr>
+          <w:b/>
+        </w:rPr>
+        <w:t>Tofsmes (§4)</w:t>
+      </w:r>
+      <w:r>
+        <w:t xml:space="preserve"> häckar i barr- och blandskog, främst i tallskog. Tofsmes är typisk art för </w:t>
+      </w:r>
+      <w:r>
+        <w:rPr>
+          <w:i/>
+        </w:rPr>
+        <w:t xml:space="preserve">9010 Taiga </w:t>
+      </w:r>
+      <w:r>
+        <w:t>(SLU Artdatabanken, 2025).</w:t>
       </w:r>
     </w:p>
     <w:p>
@@ -438,7 +498,7 @@
         <w:rPr>
           <w:i/>
         </w:rPr>
-        <w:t>I det avverkningsanmälda skogsområdet har 5 naturvårdsarter varav 3 rödlistade arter sina livsmiljöer och växtplatser.</w:t>
+        <w:t>I det avverkningsanmälda skogsområdet har 8 naturvårdsarter varav 5 rödlistade arter sina livsmiljöer och växtplatser.</w:t>
       </w:r>
     </w:p>
     <w:p>
@@ -958,7 +1018,7 @@
     <w:r>
       <w:tab/>
       <w:tab/>
-      <w:t>2026-10-06</w:t>
+      <w:t>2026-10-07</w:t>
       <w:br/>
       <w:br/>
     </w:r>

--- a/klagomål/A 27067-2024 FSC-klagomål.docx
+++ b/klagomål/A 27067-2024 FSC-klagomål.docx
@@ -1018,7 +1018,7 @@
     <w:r>
       <w:tab/>
       <w:tab/>
-      <w:t>2026-10-07</w:t>
+      <w:t>2026-10-08</w:t>
       <w:br/>
       <w:br/>
     </w:r>

--- a/klagomål/A 27067-2024 FSC-klagomål.docx
+++ b/klagomål/A 27067-2024 FSC-klagomål.docx
@@ -1018,7 +1018,7 @@
     <w:r>
       <w:tab/>
       <w:tab/>
-      <w:t>2026-10-08</w:t>
+      <w:t>2026-10-09</w:t>
       <w:br/>
       <w:br/>
     </w:r>

--- a/klagomål/A 27067-2024 FSC-klagomål.docx
+++ b/klagomål/A 27067-2024 FSC-klagomål.docx
@@ -1018,7 +1018,7 @@
     <w:r>
       <w:tab/>
       <w:tab/>
-      <w:t>2026-10-09</w:t>
+      <w:t>2026-10-10</w:t>
       <w:br/>
       <w:br/>
     </w:r>

--- a/klagomål/A 27067-2024 FSC-klagomål.docx
+++ b/klagomål/A 27067-2024 FSC-klagomål.docx
@@ -1018,7 +1018,7 @@
     <w:r>
       <w:tab/>
       <w:tab/>
-      <w:t>2026-10-10</w:t>
+      <w:t>2026-10-11</w:t>
       <w:br/>
       <w:br/>
     </w:r>

--- a/klagomål/A 27067-2024 FSC-klagomål.docx
+++ b/klagomål/A 27067-2024 FSC-klagomål.docx
@@ -1018,7 +1018,7 @@
     <w:r>
       <w:tab/>
       <w:tab/>
-      <w:t>2026-10-11</w:t>
+      <w:t>2026-10-12</w:t>
       <w:br/>
       <w:br/>
     </w:r>

--- a/klagomål/A 27067-2024 FSC-klagomål.docx
+++ b/klagomål/A 27067-2024 FSC-klagomål.docx
@@ -1018,7 +1018,7 @@
     <w:r>
       <w:tab/>
       <w:tab/>
-      <w:t>2026-10-12</w:t>
+      <w:t>2026-10-13</w:t>
       <w:br/>
       <w:br/>
     </w:r>

--- a/klagomål/A 27067-2024 FSC-klagomål.docx
+++ b/klagomål/A 27067-2024 FSC-klagomål.docx
@@ -1018,7 +1018,7 @@
     <w:r>
       <w:tab/>
       <w:tab/>
-      <w:t>2026-10-13</w:t>
+      <w:t>2026-10-14</w:t>
       <w:br/>
       <w:br/>
     </w:r>

--- a/klagomål/A 27067-2024 FSC-klagomål.docx
+++ b/klagomål/A 27067-2024 FSC-klagomål.docx
@@ -1018,7 +1018,7 @@
     <w:r>
       <w:tab/>
       <w:tab/>
-      <w:t>2026-10-14</w:t>
+      <w:t>2026-10-15</w:t>
       <w:br/>
       <w:br/>
     </w:r>

--- a/klagomål/A 27067-2024 FSC-klagomål.docx
+++ b/klagomål/A 27067-2024 FSC-klagomål.docx
@@ -178,7 +178,7 @@
       <w:r>
         <w:drawing>
           <wp:inline xmlns:a="http://schemas.openxmlformats.org/drawingml/2006/main" xmlns:pic="http://schemas.openxmlformats.org/drawingml/2006/picture">
-            <wp:extent cx="5486400" cy="5267698"/>
+            <wp:extent cx="5486400" cy="5275240"/>
             <wp:docPr id="1" name="Picture 1"/>
             <wp:cNvGraphicFramePr>
               <a:graphicFrameLocks noChangeAspect="1"/>
@@ -199,7 +199,7 @@
                   <pic:spPr>
                     <a:xfrm>
                       <a:off x="0" y="0"/>
-                      <a:ext cx="5486400" cy="5267698"/>
+                      <a:ext cx="5486400" cy="5275240"/>
                     </a:xfrm>
                     <a:prstGeom prst="rect"/>
                   </pic:spPr>
@@ -216,12 +216,12 @@
         <w:spacing w:after="240"/>
       </w:pPr>
       <w:r>
-        <w:t>Figur 1. Fyndplatser för naturvårdsarter i och inom 16 meter från avverkningsanmälan. Markörer utan svart kant är placerade på fyndplatsen. Markörer med svart kant är placerade vid sidan av fyndplatsen och har ett svart streck som visar fyndplatsens exakta position. Kartans mittpunktskoordinat är N 6398689, E 579304 i SWEREF 99 TM.</w:t>
+        <w:t>Figur 1. Fyndplatser för naturvårdsarter i och inom 18 meter från avverkningsanmälan. Markörer utan svart kant är placerade på fyndplatsen. Markörer med svart kant är placerade vid sidan av fyndplatsen och har ett svart streck som visar fyndplatsens exakta position. Kartans mittpunktskoordinat är N 6398689, E 579304 i SWEREF 99 TM.</w:t>
       </w:r>
     </w:p>
     <w:p>
       <w:r>
-        <w:t>I och inom 16 meter från avverkningsanmälan finns fynd av 8 naturvårdsarter, varav 5 är rödlistade, 4 är fridlysta, 5 är typiska (T) och 1 är signalart (S): ekticka (NT, T), nötkråka (NT, T, §4), rutskinn (NT, T), svartvit taggsvamp (NT), talltita (NT, §4), blompraktbagge (S), spillkråka (T, §4) och tofsmes (T, §4). Se Figur 1.</w:t>
+        <w:t>I och inom 18 meter från avverkningsanmälan finns fynd av 9 naturvårdsarter, varav 6 är rödlistade, 5 är fridlysta, 6 är typiska (T) och 1 är signalart (S): ekticka (NT, T), mindre hackspett (NT, T, §4), nötkråka (NT, T, §4), rutskinn (NT, T), svartvit taggsvamp (NT), talltita (NT, §4), blompraktbagge (S), spillkråka (T, §4) och tofsmes (T, §4). Se Figur 1.</w:t>
       </w:r>
     </w:p>
     <w:p>
@@ -272,6 +272,26 @@
         <w:rPr>
           <w:b/>
         </w:rPr>
+        <w:t>Mindre hackspett (NT, §4)</w:t>
+      </w:r>
+      <w:r>
+        <w:t xml:space="preserve"> är rödlistad som nära hotad, fridlyst och prioriterad art i Skogsvårdslagen. Minskningstakten har uppgått till 25 (10–40) % under de senaste 15 åren och bedöms vara nära gränsvärdet för Sårbar (VU). (A2bc). Arten har stora revir och höga krav när det gäller förekomst av lövskog på landskapsnivå. För att häcka framgångsrikt behöver ett par cirka 40 ha äldre lövdominerad skog inom ett område på upp till 200 ha. Under vintern kan födosök även ske i äldre grandominerad skog. Mindre hackspett är typisk art för </w:t>
+      </w:r>
+      <w:r>
+        <w:rPr>
+          <w:i/>
+        </w:rPr>
+        <w:t>9010 Taiga, 9750 Svämlövskog, 9080 Lövsumpskog, 9030 Landhöjningsskog och 9040 Fjällbjörkskog</w:t>
+      </w:r>
+      <w:r>
+        <w:t xml:space="preserve"> (SLU Artdatabanken, 2021; Skogsstyrelsen, 2016).</w:t>
+      </w:r>
+    </w:p>
+    <w:p>
+      <w:r>
+        <w:rPr>
+          <w:b/>
+        </w:rPr>
         <w:t>Nötkråka (NT, §4)</w:t>
       </w:r>
       <w:r>
@@ -498,7 +518,7 @@
         <w:rPr>
           <w:i/>
         </w:rPr>
-        <w:t>I det avverkningsanmälda skogsområdet har 8 naturvårdsarter varav 5 rödlistade arter sina livsmiljöer och växtplatser.</w:t>
+        <w:t>I det avverkningsanmälda skogsområdet har 9 naturvårdsarter varav 6 rödlistade arter sina livsmiljöer och växtplatser.</w:t>
       </w:r>
     </w:p>
     <w:p>
@@ -696,6 +716,79 @@
       </w:pPr>
       <w:r>
         <w:t>BILAGA 1 – Fridlysta arter</w:t>
+      </w:r>
+    </w:p>
+    <w:p>
+      <w:pPr>
+        <w:pStyle w:val="Heading1"/>
+      </w:pPr>
+      <w:r>
+        <w:t>Mindre hackspett – ekologi samt krav på livsmiljön</w:t>
+      </w:r>
+    </w:p>
+    <w:p>
+      <w:r>
+        <w:t xml:space="preserve">Mindre hackspett (NT) är rödlistad som nära hotad, fridlyst och prioriterad art i Skogsvårdslagen. Den är typisk art för </w:t>
+      </w:r>
+      <w:r>
+        <w:rPr>
+          <w:i/>
+        </w:rPr>
+        <w:t>9010 Taiga, 9750 Svämlövskog, 9080 Lövsumpskog, 9030 Landhöjningsskog och 9040 Fjällbjörkskog</w:t>
+      </w:r>
+      <w:r>
+        <w:t>. Minskningstakten har uppgått till 25 (10–40) % under de senaste 15 åren och bedöms vara nära gränsvärdet för Sårbar (VU). (A2bc). (SLU Artdatabanken 2021).</w:t>
+      </w:r>
+    </w:p>
+    <w:p>
+      <w:r>
+        <w:t>Den mindre hackspetten lever i löv- och blandskog med förekomst av äldre lövträd, gärna ädellövträd i södra Sverige. Norrut förekommer arten i gamla löv- och blandskogar med al, björk och asp. Ett mycket glest bestånd förekommer i fjällbjörkskogen. Under vintern kan födosök ske även i äldre grandominerad skog, troligen för att den ger bättre skydd mot rovdjur och rovfåglar än ren lövskog. (SLU Artdatabanken, 2021).</w:t>
+      </w:r>
+    </w:p>
+    <w:p>
+      <w:r>
+        <w:t>Arten har stora revir och höga krav när det gäller förekomst av lövskog på landskapsnivå. För att häcka framgångsrikt behöver ett par cirka 40 ha äldre lövdominerad skog inom ett område på upp till 200 ha. Under vintern utsträcks födosöket till ett större område på flera hundra hektar, men varje individ återvänder till samma natthål kväll efter kväll. Arten häckar i murkna lövträdsstammar eller stubbar (oftast klibbal eller björk), vanligen 3–7 meter över marken. Ett nytt bohål hackas ut varje vår (Skogsstyrelsen, 2016 &amp; SLU Artdatabanken, 2021).</w:t>
+      </w:r>
+    </w:p>
+    <w:p>
+      <w:r>
+        <w:t>Den mindre hackspetten missgynnas av gallring i löv- och blandskogar, om lövträd tas bort. Vidare så missgynnas arten starkt genom avverkning av äldre lövträd, dränering och avverkning av al- och björkkärr, röjning eller gallring av täta strandskogar, alkärr samt borttagande av murkna träd och grenar. Nedhuggning av äldre hagmarksbjörkar och alar är också negativt. Arten hotas dessutom av biobränsleuttag i gamla inägomarker och andra lövskogar (Skogsstyrelsen, 2016 &amp; SLU Artdatabanken, 2021).</w:t>
+      </w:r>
+    </w:p>
+    <w:p>
+      <w:pPr>
+        <w:pStyle w:val="Heading2"/>
+      </w:pPr>
+      <w:r>
+        <w:t>Referenser – mindre hackspett</w:t>
+      </w:r>
+    </w:p>
+    <w:p>
+      <w:r>
+        <w:t xml:space="preserve">Skogsstyrelsen, 2016. </w:t>
+      </w:r>
+      <w:r>
+        <w:rPr>
+          <w:i/>
+        </w:rPr>
+        <w:t xml:space="preserve">Vägledning för hänsyn till mindre hackspett. </w:t>
+      </w:r>
+      <w:r>
+        <w:t>https://www.skogsstyrelsen.se/globalassets/lag-och-tillsyn/artskydd/vagledningar-for-hansyn-till-faglar/mindre-hackspett-vagledning-hansyn2.pdf</w:t>
+      </w:r>
+    </w:p>
+    <w:p>
+      <w:r>
+        <w:t xml:space="preserve">SLU Artdatabanken, 2021. </w:t>
+      </w:r>
+      <w:r>
+        <w:rPr>
+          <w:i/>
+        </w:rPr>
+        <w:t xml:space="preserve">Artfaktablad. Naturvård – artfakta. </w:t>
+      </w:r>
+      <w:r>
+        <w:t>SLU Artdatabanken, Uppsala</w:t>
       </w:r>
     </w:p>
     <w:p>
@@ -1018,7 +1111,7 @@
     <w:r>
       <w:tab/>
       <w:tab/>
-      <w:t>2026-10-15</w:t>
+      <w:t>2026-10-16</w:t>
       <w:br/>
       <w:br/>
     </w:r>

--- a/klagomål/A 27067-2024 FSC-klagomål.docx
+++ b/klagomål/A 27067-2024 FSC-klagomål.docx
@@ -1111,7 +1111,7 @@
     <w:r>
       <w:tab/>
       <w:tab/>
-      <w:t>2026-10-16</w:t>
+      <w:t>2026-10-17</w:t>
       <w:br/>
       <w:br/>
     </w:r>

--- a/klagomål/A 27067-2024 FSC-klagomål.docx
+++ b/klagomål/A 27067-2024 FSC-klagomål.docx
@@ -1111,7 +1111,7 @@
     <w:r>
       <w:tab/>
       <w:tab/>
-      <w:t>2026-10-17</w:t>
+      <w:t>2026-10-18</w:t>
       <w:br/>
       <w:br/>
     </w:r>

--- a/klagomål/A 27067-2024 FSC-klagomål.docx
+++ b/klagomål/A 27067-2024 FSC-klagomål.docx
@@ -1111,7 +1111,7 @@
     <w:r>
       <w:tab/>
       <w:tab/>
-      <w:t>2026-10-18</w:t>
+      <w:t>2026-10-19</w:t>
       <w:br/>
       <w:br/>
     </w:r>

--- a/klagomål/A 27067-2024 FSC-klagomål.docx
+++ b/klagomål/A 27067-2024 FSC-klagomål.docx
@@ -1111,7 +1111,7 @@
     <w:r>
       <w:tab/>
       <w:tab/>
-      <w:t>2026-10-19</w:t>
+      <w:t>2026-10-20</w:t>
       <w:br/>
       <w:br/>
     </w:r>

--- a/klagomål/A 27067-2024 FSC-klagomål.docx
+++ b/klagomål/A 27067-2024 FSC-klagomål.docx
@@ -1111,7 +1111,7 @@
     <w:r>
       <w:tab/>
       <w:tab/>
-      <w:t>2026-10-20</w:t>
+      <w:t>2026-10-21</w:t>
       <w:br/>
       <w:br/>
     </w:r>

--- a/klagomål/A 27067-2024 FSC-klagomål.docx
+++ b/klagomål/A 27067-2024 FSC-klagomål.docx
@@ -1111,7 +1111,7 @@
     <w:r>
       <w:tab/>
       <w:tab/>
-      <w:t>2026-10-21</w:t>
+      <w:t>2026-10-22</w:t>
       <w:br/>
       <w:br/>
     </w:r>

--- a/klagomål/A 27067-2024 FSC-klagomål.docx
+++ b/klagomål/A 27067-2024 FSC-klagomål.docx
@@ -1111,7 +1111,7 @@
     <w:r>
       <w:tab/>
       <w:tab/>
-      <w:t>2026-10-22</w:t>
+      <w:t>2026-10-23</w:t>
       <w:br/>
       <w:br/>
     </w:r>

--- a/klagomål/A 27067-2024 FSC-klagomål.docx
+++ b/klagomål/A 27067-2024 FSC-klagomål.docx
@@ -1111,7 +1111,7 @@
     <w:r>
       <w:tab/>
       <w:tab/>
-      <w:t>2026-10-23</w:t>
+      <w:t>2026-10-24</w:t>
       <w:br/>
       <w:br/>
     </w:r>

--- a/klagomål/A 27067-2024 FSC-klagomål.docx
+++ b/klagomål/A 27067-2024 FSC-klagomål.docx
@@ -1111,7 +1111,7 @@
     <w:r>
       <w:tab/>
       <w:tab/>
-      <w:t>2026-10-24</w:t>
+      <w:t>2026-10-25</w:t>
       <w:br/>
       <w:br/>
     </w:r>

--- a/klagomål/A 27067-2024 FSC-klagomål.docx
+++ b/klagomål/A 27067-2024 FSC-klagomål.docx
@@ -1111,7 +1111,7 @@
     <w:r>
       <w:tab/>
       <w:tab/>
-      <w:t>2026-10-25</w:t>
+      <w:t>2026-10-26</w:t>
       <w:br/>
       <w:br/>
     </w:r>

--- a/klagomål/A 27067-2024 FSC-klagomål.docx
+++ b/klagomål/A 27067-2024 FSC-klagomål.docx
@@ -1111,7 +1111,7 @@
     <w:r>
       <w:tab/>
       <w:tab/>
-      <w:t>2026-10-26</w:t>
+      <w:t>2026-10-27</w:t>
       <w:br/>
       <w:br/>
     </w:r>

--- a/klagomål/A 27067-2024 FSC-klagomål.docx
+++ b/klagomål/A 27067-2024 FSC-klagomål.docx
@@ -1111,7 +1111,7 @@
     <w:r>
       <w:tab/>
       <w:tab/>
-      <w:t>2026-10-27</w:t>
+      <w:t>2026-10-28</w:t>
       <w:br/>
       <w:br/>
     </w:r>

--- a/klagomål/A 27067-2024 FSC-klagomål.docx
+++ b/klagomål/A 27067-2024 FSC-klagomål.docx
@@ -1111,7 +1111,7 @@
     <w:r>
       <w:tab/>
       <w:tab/>
-      <w:t>2026-10-28</w:t>
+      <w:t>2026-10-29</w:t>
       <w:br/>
       <w:br/>
     </w:r>

--- a/klagomål/A 27067-2024 FSC-klagomål.docx
+++ b/klagomål/A 27067-2024 FSC-klagomål.docx
@@ -1111,7 +1111,7 @@
     <w:r>
       <w:tab/>
       <w:tab/>
-      <w:t>2026-10-29</w:t>
+      <w:t>2026-10-31</w:t>
       <w:br/>
       <w:br/>
     </w:r>
